--- a/CMMC-2/CSW-CMMC-Reference-Design.docx
+++ b/CMMC-2/CSW-CMMC-Reference-Design.docx
@@ -37,13 +37,13 @@
         <w:t xml:space="preserve">Cisco Secure Workload — CMMC 2.0 (Cybersecurity Maturity Model Certification)</w:t>
       </w:r>
     </w:p>
-    <w:bookmarkStart w:id="9" w:name="Xfdd573a19080bb37dbb002dc2bbeff81b50897d"/>
+    <w:bookmarkStart w:id="9" w:name="X2e092bf0787c3134f12394097ef1da7ece4fca7"/>
     <w:p>
       <w:pPr>
         <w:pStyle w:val="Heading2"/>
       </w:pPr>
       <w:r>
-        <w:t xml:space="preserve">Technical Runbook | Level 2 Lead, with Level 1 / Level 3 Deltas</w:t>
+        <w:t xml:space="preserve">Reference Design | Level 2 Lead, with Level 1 / Level 3 Deltas</w:t>
       </w:r>
     </w:p>
     <w:p>
@@ -168,7 +168,7 @@
         <w:t xml:space="preserve"> </w:t>
       </w:r>
       <w:r>
-        <w:t xml:space="preserve">runbook is written for</w:t>
+        <w:t xml:space="preserve">reference design is written for</w:t>
       </w:r>
       <w:r>
         <w:t xml:space="preserve"> </w:t>
@@ -401,7 +401,7 @@
           <w:b/>
           <w:bCs/>
         </w:rPr>
-        <w:t xml:space="preserve">Questions this runbook helps you answer:</w:t>
+        <w:t xml:space="preserve">Questions this reference design helps you answer:</w:t>
       </w:r>
     </w:p>
     <w:p>
@@ -899,7 +899,7 @@
         <w:t xml:space="preserve"> </w:t>
       </w:r>
       <w:r>
-        <w:t xml:space="preserve">scope. Nothing in this runbook substitutes for the SSP, POA&amp;M, or</w:t>
+        <w:t xml:space="preserve">scope. Nothing in this reference design substitutes for the SSP, POA&amp;M, or</w:t>
       </w:r>
       <w:r>
         <w:t xml:space="preserve"> </w:t>
@@ -8084,7 +8084,7 @@
         <w:t xml:space="preserve"> </w:t>
       </w:r>
       <w:r>
-        <w:t xml:space="preserve">this runbook for L2 work.</w:t>
+        <w:t xml:space="preserve">this reference design for L2 work.</w:t>
       </w:r>
     </w:p>
     <w:p>
@@ -8140,7 +8140,7 @@
         <w:t xml:space="preserve"> </w:t>
       </w:r>
       <w:r>
-        <w:t xml:space="preserve">runbook covers CMMC L2 with broader context. See</w:t>
+        <w:t xml:space="preserve">reference design covers CMMC L2 with broader context. See</w:t>
       </w:r>
       <w:r>
         <w:t xml:space="preserve"> </w:t>
@@ -8150,7 +8150,7 @@
           <w:rPr>
             <w:rStyle w:val="Hyperlink"/>
           </w:rPr>
-          <w:t xml:space="preserve">800-53 runbook</w:t>
+          <w:t xml:space="preserve">800-53 reference design</w:t>
         </w:r>
       </w:hyperlink>
       <w:r>
@@ -8192,7 +8192,7 @@
           <w:rPr>
             <w:rStyle w:val="Hyperlink"/>
           </w:rPr>
-          <w:t xml:space="preserve">800-207 runbook</w:t>
+          <w:t xml:space="preserve">800-207 reference design</w:t>
         </w:r>
       </w:hyperlink>
       <w:r>
@@ -8234,7 +8234,7 @@
           <w:rPr>
             <w:rStyle w:val="Hyperlink"/>
           </w:rPr>
-          <w:t xml:space="preserve">CSF runbook</w:t>
+          <w:t xml:space="preserve">CSF reference design</w:t>
         </w:r>
       </w:hyperlink>
       <w:r>
@@ -8276,7 +8276,7 @@
           <w:rPr>
             <w:rStyle w:val="Hyperlink"/>
           </w:rPr>
-          <w:t xml:space="preserve">CIS runbook</w:t>
+          <w:t xml:space="preserve">CIS reference design</w:t>
         </w:r>
       </w:hyperlink>
       <w:r>
@@ -8308,7 +8308,7 @@
         <w:t xml:space="preserve"> </w:t>
       </w:r>
       <w:r>
-        <w:t xml:space="preserve">technical content sits in NIST 800-171 which this runbook</w:t>
+        <w:t xml:space="preserve">technical content sits in NIST 800-171 which this reference design</w:t>
       </w:r>
       <w:r>
         <w:t xml:space="preserve"> </w:t>
@@ -8339,7 +8339,7 @@
         <w:pStyle w:val="FirstParagraph"/>
       </w:pPr>
       <w:r>
-        <w:t xml:space="preserve">This runbook is</w:t>
+        <w:t xml:space="preserve">This reference design is</w:t>
       </w:r>
       <w:r>
         <w:t xml:space="preserve"> </w:t>
@@ -8487,7 +8487,7 @@
         <w:t xml:space="preserve"> </w:t>
       </w:r>
       <w:r>
-        <w:t xml:space="preserve">self-assessment. Nothing in this runbook substitutes for the SSP,</w:t>
+        <w:t xml:space="preserve">self-assessment. Nothing in this reference design substitutes for the SSP,</w:t>
       </w:r>
       <w:r>
         <w:t xml:space="preserve"> </w:t>
